--- a/zht/docx/038.content.docx
+++ b/zht/docx/038.content.docx
@@ -226,47 +226,36 @@
       </w:r>
       <w:r>
         <w:rPr>
+          <w:lang w:val="zh_TW" w:bidi="zh_TW"/>
+        </w:rPr>
+        <w:t>以色列人</w:t>
+      </w:r>
+      <w:r>
+        <w:rPr>
+          <w:lang w:val="zh_TW" w:bidi="zh_TW"/>
+        </w:rPr>
+        <w:t>，他們所有財物的十分之一屬於</w:t>
+      </w:r>
+      <w:r>
+        <w:rPr>
           <w:b/>
           <w:lang w:val="zh_TW" w:bidi="zh_TW"/>
         </w:rPr>
-        <w:t>以色列人</w:t>
-      </w:r>
-      <w:r>
-        <w:rPr>
-          <w:lang w:val="zh_TW" w:bidi="zh_TW"/>
-        </w:rPr>
-        <w:t>，他們所有財物的十分之一屬於</w:t>
-      </w:r>
-      <w:hyperlink r:id="rId13">
-        <w:r>
-          <w:rPr>
-            <w:lang w:val="zh_TW" w:bidi="zh_TW"/>
-          </w:rPr>
-          <w:rPr>
-            <w:color w:val="0000EE"/>
-            <w:u w:val="single"/>
-          </w:rPr>
-          <w:t>神</w:t>
-        </w:r>
-      </w:hyperlink>
+        <w:t>神</w:t>
+      </w:r>
       <w:r>
         <w:rPr>
           <w:lang w:val="zh_TW" w:bidi="zh_TW"/>
         </w:rPr>
         <w:t>。 這包括他們收獲的果子和莊稼、酒、油和牲畜。 例如，某人的牲畜或莊稼的十分之一，意味着如果這個人有十頭牛，那麽其中一頭屬於神。 如果他有一百頭牛，那麽十頭屬於神！ 如果他有十筐糧食，那麽一筐糧食屬於神。 以色列人將他們的莊稼和他們的牲畜中的這一部分用於神的</w:t>
       </w:r>
-      <w:hyperlink r:id="rId14">
-        <w:r>
-          <w:rPr>
-            <w:lang w:val="zh_TW" w:bidi="zh_TW"/>
-          </w:rPr>
-          <w:rPr>
-            <w:color w:val="0000EE"/>
-            <w:u w:val="single"/>
-          </w:rPr>
-          <w:t>殿</w:t>
-        </w:r>
-      </w:hyperlink>
+      <w:r>
+        <w:rPr>
+          <w:b/>
+          <w:lang w:val="zh_TW" w:bidi="zh_TW"/>
+        </w:rPr>
+        <w:t>殿</w:t>
+      </w:r>
       <w:r>
         <w:rPr>
           <w:lang w:val="zh_TW" w:bidi="zh_TW"/>
@@ -288,7 +277,6 @@
       </w:r>
       <w:r>
         <w:rPr>
-          <w:b/>
           <w:lang w:val="zh_TW" w:bidi="zh_TW"/>
         </w:rPr>
         <w:t>利未人</w:t>
@@ -374,18 +362,13 @@
         </w:rPr>
         <w:t>在</w:t>
       </w:r>
-      <w:hyperlink r:id="rId15">
-        <w:r>
-          <w:rPr>
-            <w:lang w:val="zh_TW" w:bidi="zh_TW"/>
-          </w:rPr>
-          <w:rPr>
-            <w:color w:val="0000EE"/>
-            <w:u w:val="single"/>
-          </w:rPr>
-          <w:t>以色列</w:t>
-        </w:r>
-      </w:hyperlink>
+      <w:r>
+        <w:rPr>
+          <w:b/>
+          <w:lang w:val="zh_TW" w:bidi="zh_TW"/>
+        </w:rPr>
+        <w:t>以色列</w:t>
+      </w:r>
       <w:r>
         <w:rPr>
           <w:lang w:val="zh_TW" w:bidi="zh_TW"/>
